--- a/projects/valuepickr-open-screen/docs/Poly Medicure.docx
+++ b/projects/valuepickr-open-screen/docs/Poly Medicure.docx
@@ -286,7 +286,7 @@
         <w:spacing w:after="120" w:before="280"/>
       </w:pPr>
       <w:r>
-        <w:t xml:space="preserve">Ishmohit-Lens Checks (value chain · earnings quality · growth trajectory · management · global-signal check)</w:t>
+        <w:t xml:space="preserve">Guidance &amp; Expectation Gap</w:t>
       </w:r>
     </w:p>
     <w:p>
@@ -301,7 +301,7 @@
           <w:sz w:val="18"/>
           <w:szCs w:val="18"/>
         </w:rPr>
-        <w:t xml:space="preserve">Extra checks drawn from @ishmohit1 / SOIC methodology (playbook/ishmohit-soic-style.md): where the company sits in its value chain and what the supply side is doing, whether a margin/PAT inflection is structural or a cyclical peak, the rate-of-change of growth vs. what the multiple demands, and management quality as a positive attribute.</w:t>
+        <w:t xml:space="preserve">Management guidance decoded into commitments, graded on the expectation → action → operational → commercial → financial ladder, then compared to what the current price appears to assume. Method: playbook/guidance-and-expectation-gap.md.</w:t>
       </w:r>
     </w:p>
     <w:p>
@@ -315,7 +315,7 @@
           <w:sz w:val="20"/>
           <w:szCs w:val="20"/>
         </w:rPr>
-        <w:t xml:space="preserve">Value chain &amp; supply side:</w:t>
+        <w:t xml:space="preserve">Market expectation vs. our path:</w:t>
       </w:r>
     </w:p>
     <w:tbl>
@@ -346,125 +346,287 @@
                 <w:b/>
                 <w:bCs/>
               </w:rPr>
-              <w:t xml:space="preserve">Theme</w:t>
-            </w:r>
-          </w:p>
-        </w:tc>
-        <w:tc>
-          <w:tcPr>
-            <w:tcW w:type="dxa" w:w="5800"/>
-          </w:tcPr>
-          <w:p>
-            <w:r>
-              <w:t xml:space="preserve">medical devices — import substitution / China+1 CDMO</w:t>
-            </w:r>
-          </w:p>
-        </w:tc>
-      </w:tr>
-      <w:tr>
-        <w:tc>
-          <w:tcPr>
-            <w:tcW w:type="dxa" w:w="3200"/>
-            <w:shd w:fill="F2F2F2" w:val="clear"/>
-          </w:tcPr>
-          <w:p>
-            <w:r>
-              <w:rPr>
-                <w:b/>
-                <w:bCs/>
-              </w:rPr>
-              <w:t xml:space="preserve">This company's position</w:t>
-            </w:r>
-          </w:p>
-        </w:tc>
-        <w:tc>
-          <w:tcPr>
-            <w:tcW w:type="dxa" w:w="5800"/>
-          </w:tcPr>
-          <w:p>
-            <w:r>
-              <w:t xml:space="preserve">Indian manufacturer of infusion, renal, cardiology and critical-care devices; ~70% exporter climbing from basic consumables into higher-barrier segments</w:t>
-            </w:r>
-          </w:p>
-        </w:tc>
-      </w:tr>
-      <w:tr>
-        <w:tc>
-          <w:tcPr>
-            <w:tcW w:type="dxa" w:w="3200"/>
-            <w:shd w:fill="F2F2F2" w:val="clear"/>
-          </w:tcPr>
-          <w:p>
-            <w:r>
-              <w:rPr>
-                <w:b/>
-                <w:bCs/>
-              </w:rPr>
-              <w:t xml:space="preserve">Bottleneck node (pricing power)</w:t>
-            </w:r>
-          </w:p>
-        </w:tc>
-        <w:tc>
-          <w:tcPr>
-            <w:tcW w:type="dxa" w:w="5800"/>
-          </w:tcPr>
-          <w:p>
-            <w:r>
-              <w:t xml:space="preserve">regulatory approvals (CE/MDR, FDA, DCGI) and clinical validation for higher-end devices</w:t>
-            </w:r>
-          </w:p>
-        </w:tc>
-      </w:tr>
-      <w:tr>
-        <w:tc>
-          <w:tcPr>
-            <w:tcW w:type="dxa" w:w="3200"/>
-            <w:shd w:fill="F2F2F2" w:val="clear"/>
-          </w:tcPr>
-          <w:p>
-            <w:r>
-              <w:rPr>
-                <w:b/>
-                <w:bCs/>
-              </w:rPr>
-              <w:t xml:space="preserve">Supply-side status</w:t>
-            </w:r>
-          </w:p>
-        </w:tc>
-        <w:tc>
-          <w:tcPr>
-            <w:tcW w:type="dxa" w:w="5800"/>
-          </w:tcPr>
-          <w:p>
-            <w:r>
-              <w:t xml:space="preserve">adding</w:t>
-            </w:r>
-          </w:p>
-        </w:tc>
-      </w:tr>
-      <w:tr>
-        <w:tc>
-          <w:tcPr>
-            <w:tcW w:type="dxa" w:w="3200"/>
-            <w:shd w:fill="F2F2F2" w:val="clear"/>
-          </w:tcPr>
-          <w:p>
-            <w:r>
-              <w:rPr>
-                <w:b/>
-                <w:bCs/>
-              </w:rPr>
-              <w:t xml:space="preserve">Adjacent-node peers</w:t>
-            </w:r>
-          </w:p>
-        </w:tc>
-        <w:tc>
-          <w:tcPr>
-            <w:tcW w:type="dxa" w:w="5800"/>
-          </w:tcPr>
-          <w:p>
-            <w:r>
-              <w:t xml:space="preserve">Meril Life Sciences, Nipro (Japan), Fresenius, Sahajanand Medical</w:t>
+              <w:t xml:space="preserve">As of</w:t>
+            </w:r>
+          </w:p>
+        </w:tc>
+        <w:tc>
+          <w:tcPr>
+            <w:tcW w:type="dxa" w:w="5800"/>
+          </w:tcPr>
+          <w:p>
+            <w:r>
+              <w:t xml:space="preserve">2026-09-09</w:t>
+            </w:r>
+          </w:p>
+        </w:tc>
+      </w:tr>
+      <w:tr>
+        <w:tc>
+          <w:tcPr>
+            <w:tcW w:type="dxa" w:w="3200"/>
+            <w:shd w:fill="F2F2F2" w:val="clear"/>
+          </w:tcPr>
+          <w:p>
+            <w:r>
+              <w:rPr>
+                <w:b/>
+                <w:bCs/>
+              </w:rPr>
+              <w:t xml:space="preserve">Price / multiple</w:t>
+            </w:r>
+          </w:p>
+        </w:tc>
+        <w:tc>
+          <w:tcPr>
+            <w:tcW w:type="dxa" w:w="5800"/>
+          </w:tcPr>
+          <w:p>
+            <w:r>
+              <w:t xml:space="preserve">Rs 1724 · 54.6x P/E</w:t>
+            </w:r>
+          </w:p>
+        </w:tc>
+      </w:tr>
+      <w:tr>
+        <w:tc>
+          <w:tcPr>
+            <w:tcW w:type="dxa" w:w="3200"/>
+            <w:shd w:fill="F2F2F2" w:val="clear"/>
+          </w:tcPr>
+          <w:p>
+            <w:r>
+              <w:rPr>
+                <w:b/>
+                <w:bCs/>
+              </w:rPr>
+              <w:t xml:space="preserve">Right valuation lens</w:t>
+            </w:r>
+          </w:p>
+        </w:tc>
+        <w:tc>
+          <w:tcPr>
+            <w:tcW w:type="dxa" w:w="5800"/>
+          </w:tcPr>
+          <w:p>
+            <w:r>
+              <w:t xml:space="preserve">P/E</w:t>
+            </w:r>
+          </w:p>
+        </w:tc>
+      </w:tr>
+      <w:tr>
+        <w:tc>
+          <w:tcPr>
+            <w:tcW w:type="dxa" w:w="3200"/>
+            <w:shd w:fill="F2F2F2" w:val="clear"/>
+          </w:tcPr>
+          <w:p>
+            <w:r>
+              <w:rPr>
+                <w:b/>
+                <w:bCs/>
+              </w:rPr>
+              <w:t xml:space="preserve">Price implies</w:t>
+            </w:r>
+          </w:p>
+        </w:tc>
+        <w:tc>
+          <w:tcPr>
+            <w:tcW w:type="dxa" w:w="5800"/>
+          </w:tcPr>
+          <w:p>
+            <w:r>
+              <w:t xml:space="preserve">~55x TTM even after a 60% drawdown implies ~30%+ EPS CAGR FY26-28 at a 28-32x exit for a high-quality franchise</w:t>
+            </w:r>
+          </w:p>
+        </w:tc>
+      </w:tr>
+      <w:tr>
+        <w:tc>
+          <w:tcPr>
+            <w:tcW w:type="dxa" w:w="3200"/>
+            <w:shd w:fill="F2F2F2" w:val="clear"/>
+          </w:tcPr>
+          <w:p>
+            <w:r>
+              <w:rPr>
+                <w:b/>
+                <w:bCs/>
+              </w:rPr>
+              <w:t xml:space="preserve">Our FY27</w:t>
+            </w:r>
+          </w:p>
+        </w:tc>
+        <w:tc>
+          <w:tcPr>
+            <w:tcW w:type="dxa" w:w="5800"/>
+          </w:tcPr>
+          <w:p>
+            <w:r>
+              <w:t xml:space="preserve">revenue +15-20% as the large new capacity (FY25 capex ~Rs 1,187 Cr) fills; OPM ~25%; ROCE re-expansion is the swing</w:t>
+            </w:r>
+          </w:p>
+        </w:tc>
+      </w:tr>
+      <w:tr>
+        <w:tc>
+          <w:tcPr>
+            <w:tcW w:type="dxa" w:w="3200"/>
+            <w:shd w:fill="F2F2F2" w:val="clear"/>
+          </w:tcPr>
+          <w:p>
+            <w:r>
+              <w:rPr>
+                <w:b/>
+                <w:bCs/>
+              </w:rPr>
+              <w:t xml:space="preserve">Our FY28</w:t>
+            </w:r>
+          </w:p>
+        </w:tc>
+        <w:tc>
+          <w:tcPr>
+            <w:tcW w:type="dxa" w:w="5800"/>
+          </w:tcPr>
+          <w:p>
+            <w:r>
+              <w:t xml:space="preserve">value-curve move (renal -&gt; cardiology -&gt; critical care -&gt; ortho) plus China+1; payback on the FY25 capex unproven</w:t>
+            </w:r>
+          </w:p>
+        </w:tc>
+      </w:tr>
+      <w:tr>
+        <w:tc>
+          <w:tcPr>
+            <w:tcW w:type="dxa" w:w="3200"/>
+            <w:shd w:fill="F2F2F2" w:val="clear"/>
+          </w:tcPr>
+          <w:p>
+            <w:r>
+              <w:rPr>
+                <w:b/>
+                <w:bCs/>
+              </w:rPr>
+              <w:t xml:space="preserve">Gap direction</w:t>
+            </w:r>
+          </w:p>
+        </w:tc>
+        <w:tc>
+          <w:tcPr>
+            <w:tcW w:type="dxa" w:w="5800"/>
+          </w:tcPr>
+          <w:p>
+            <w:r>
+              <w:t xml:space="preserve">priced-in</w:t>
+            </w:r>
+          </w:p>
+        </w:tc>
+      </w:tr>
+      <w:tr>
+        <w:tc>
+          <w:tcPr>
+            <w:tcW w:type="dxa" w:w="3200"/>
+            <w:shd w:fill="F2F2F2" w:val="clear"/>
+          </w:tcPr>
+          <w:p>
+            <w:r>
+              <w:rPr>
+                <w:b/>
+                <w:bCs/>
+              </w:rPr>
+              <w:t xml:space="preserve">Gap type</w:t>
+            </w:r>
+          </w:p>
+        </w:tc>
+        <w:tc>
+          <w:tcPr>
+            <w:tcW w:type="dxa" w:w="5800"/>
+          </w:tcPr>
+          <w:p>
+            <w:r>
+              <w:t xml:space="preserve">capacity</w:t>
+            </w:r>
+          </w:p>
+        </w:tc>
+      </w:tr>
+      <w:tr>
+        <w:tc>
+          <w:tcPr>
+            <w:tcW w:type="dxa" w:w="3200"/>
+            <w:shd w:fill="F2F2F2" w:val="clear"/>
+          </w:tcPr>
+          <w:p>
+            <w:r>
+              <w:rPr>
+                <w:b/>
+                <w:bCs/>
+              </w:rPr>
+              <w:t xml:space="preserve">Gap magnitude</w:t>
+            </w:r>
+          </w:p>
+        </w:tc>
+        <w:tc>
+          <w:tcPr>
+            <w:tcW w:type="dxa" w:w="5800"/>
+          </w:tcPr>
+          <w:p>
+            <w:r>
+              <w:t xml:space="preserve">not estimable</w:t>
+            </w:r>
+          </w:p>
+        </w:tc>
+      </w:tr>
+      <w:tr>
+        <w:tc>
+          <w:tcPr>
+            <w:tcW w:type="dxa" w:w="3200"/>
+            <w:shd w:fill="F2F2F2" w:val="clear"/>
+          </w:tcPr>
+          <w:p>
+            <w:r>
+              <w:rPr>
+                <w:b/>
+                <w:bCs/>
+              </w:rPr>
+              <w:t xml:space="preserve">Gap basis</w:t>
+            </w:r>
+          </w:p>
+        </w:tc>
+        <w:tc>
+          <w:tcPr>
+            <w:tcW w:type="dxa" w:w="5800"/>
+          </w:tcPr>
+          <w:p>
+            <w:r>
+              <w:t xml:space="preserve">still ~55x post-drawdown; the capacity payoff and ROCE recovery (fell 24%-&gt;12%) are needed just to hold the multiple. Related-party (Vitromed) and promoter-pay concerns; reached the screen as a snippet mention, not a call</w:t>
+            </w:r>
+          </w:p>
+        </w:tc>
+      </w:tr>
+      <w:tr>
+        <w:tc>
+          <w:tcPr>
+            <w:tcW w:type="dxa" w:w="3200"/>
+            <w:shd w:fill="F2F2F2" w:val="clear"/>
+          </w:tcPr>
+          <w:p>
+            <w:r>
+              <w:rPr>
+                <w:b/>
+                <w:bCs/>
+              </w:rPr>
+              <w:t xml:space="preserve">Evidence quality</w:t>
+            </w:r>
+          </w:p>
+        </w:tc>
+        <w:tc>
+          <w:tcPr>
+            <w:tcW w:type="dxa" w:w="5800"/>
+          </w:tcPr>
+          <w:p>
+            <w:r>
+              <w:t xml:space="preserve">weak</w:t>
             </w:r>
           </w:p>
         </w:tc>
@@ -476,11 +638,443 @@
       </w:pPr>
       <w:r>
         <w:rPr>
+          <w:i/>
+          <w:iCs/>
+          <w:color w:val="666666"/>
+          <w:sz w:val="16"/>
+          <w:szCs w:val="16"/>
+        </w:rPr>
+        <w:t xml:space="preserve">no broker consensus; implied path is a reverse-P/E estimate + screener.in forward figures + VP thread view</w:t>
+      </w:r>
+    </w:p>
+    <w:p>
+      <w:pPr>
+        <w:pStyle w:val="Heading1"/>
+        <w:spacing w:after="120" w:before="280"/>
+      </w:pPr>
+      <w:r>
+        <w:t xml:space="preserve">Ishmohit-Lens Checks (value chain · earnings quality · growth trajectory · management · quality metrics · track record · global-signal check)</w:t>
+      </w:r>
+    </w:p>
+    <w:p>
+      <w:pPr>
+        <w:spacing w:after="120"/>
+      </w:pPr>
+      <w:r>
+        <w:rPr>
+          <w:i/>
+          <w:iCs/>
           <w:color w:val="666666"/>
           <w:sz w:val="18"/>
           <w:szCs w:val="18"/>
         </w:rPr>
+        <w:t xml:space="preserve">Extra checks drawn from @ishmohit1 / SOIC methodology (playbook/ishmohit-soic-style.md): where the company sits in its value chain and what the supply side is doing, whether a margin/PAT inflection is structural or a cyclical peak, the rate-of-change of growth vs. what the multiple demands, and management quality as a positive attribute.</w:t>
+      </w:r>
+    </w:p>
+    <w:p>
+      <w:pPr>
+        <w:spacing w:after="120"/>
+      </w:pPr>
+      <w:r>
+        <w:rPr>
+          <w:b/>
+          <w:bCs/>
+          <w:sz w:val="20"/>
+          <w:szCs w:val="20"/>
+        </w:rPr>
+        <w:t xml:space="preserve">Value chain &amp; supply side:</w:t>
+      </w:r>
+    </w:p>
+    <w:tbl>
+      <w:tblPr>
+        <w:tblW w:type="dxa" w:w="9000"/>
+        <w:tblBorders>
+          <w:top w:val="single" w:color="auto" w:sz="4"/>
+          <w:left w:val="single" w:color="auto" w:sz="4"/>
+          <w:bottom w:val="single" w:color="auto" w:sz="4"/>
+          <w:right w:val="single" w:color="auto" w:sz="4"/>
+          <w:insideH w:val="single" w:color="auto" w:sz="4"/>
+          <w:insideV w:val="single" w:color="auto" w:sz="4"/>
+        </w:tblBorders>
+      </w:tblPr>
+      <w:tblGrid>
+        <w:gridCol w:w="3200"/>
+        <w:gridCol w:w="5800"/>
+      </w:tblGrid>
+      <w:tr>
+        <w:tc>
+          <w:tcPr>
+            <w:tcW w:type="dxa" w:w="3200"/>
+            <w:shd w:fill="F2F2F2" w:val="clear"/>
+          </w:tcPr>
+          <w:p>
+            <w:r>
+              <w:rPr>
+                <w:b/>
+                <w:bCs/>
+              </w:rPr>
+              <w:t xml:space="preserve">Theme</w:t>
+            </w:r>
+          </w:p>
+        </w:tc>
+        <w:tc>
+          <w:tcPr>
+            <w:tcW w:type="dxa" w:w="5800"/>
+          </w:tcPr>
+          <w:p>
+            <w:r>
+              <w:t xml:space="preserve">medical devices — import substitution / China+1 CDMO</w:t>
+            </w:r>
+          </w:p>
+        </w:tc>
+      </w:tr>
+      <w:tr>
+        <w:tc>
+          <w:tcPr>
+            <w:tcW w:type="dxa" w:w="3200"/>
+            <w:shd w:fill="F2F2F2" w:val="clear"/>
+          </w:tcPr>
+          <w:p>
+            <w:r>
+              <w:rPr>
+                <w:b/>
+                <w:bCs/>
+              </w:rPr>
+              <w:t xml:space="preserve">This company's position</w:t>
+            </w:r>
+          </w:p>
+        </w:tc>
+        <w:tc>
+          <w:tcPr>
+            <w:tcW w:type="dxa" w:w="5800"/>
+          </w:tcPr>
+          <w:p>
+            <w:r>
+              <w:t xml:space="preserve">Indian manufacturer of infusion, renal, cardiology and critical-care devices; ~70% exporter climbing from basic consumables into higher-barrier segments</w:t>
+            </w:r>
+          </w:p>
+        </w:tc>
+      </w:tr>
+      <w:tr>
+        <w:tc>
+          <w:tcPr>
+            <w:tcW w:type="dxa" w:w="3200"/>
+            <w:shd w:fill="F2F2F2" w:val="clear"/>
+          </w:tcPr>
+          <w:p>
+            <w:r>
+              <w:rPr>
+                <w:b/>
+                <w:bCs/>
+              </w:rPr>
+              <w:t xml:space="preserve">Bottleneck node (pricing power)</w:t>
+            </w:r>
+          </w:p>
+        </w:tc>
+        <w:tc>
+          <w:tcPr>
+            <w:tcW w:type="dxa" w:w="5800"/>
+          </w:tcPr>
+          <w:p>
+            <w:r>
+              <w:t xml:space="preserve">regulatory approvals (CE/MDR, FDA, DCGI) and clinical validation for higher-end devices</w:t>
+            </w:r>
+          </w:p>
+        </w:tc>
+      </w:tr>
+      <w:tr>
+        <w:tc>
+          <w:tcPr>
+            <w:tcW w:type="dxa" w:w="3200"/>
+            <w:shd w:fill="F2F2F2" w:val="clear"/>
+          </w:tcPr>
+          <w:p>
+            <w:r>
+              <w:rPr>
+                <w:b/>
+                <w:bCs/>
+              </w:rPr>
+              <w:t xml:space="preserve">Supply-side status</w:t>
+            </w:r>
+          </w:p>
+        </w:tc>
+        <w:tc>
+          <w:tcPr>
+            <w:tcW w:type="dxa" w:w="5800"/>
+          </w:tcPr>
+          <w:p>
+            <w:r>
+              <w:t xml:space="preserve">adding</w:t>
+            </w:r>
+          </w:p>
+        </w:tc>
+      </w:tr>
+      <w:tr>
+        <w:tc>
+          <w:tcPr>
+            <w:tcW w:type="dxa" w:w="3200"/>
+            <w:shd w:fill="F2F2F2" w:val="clear"/>
+          </w:tcPr>
+          <w:p>
+            <w:r>
+              <w:rPr>
+                <w:b/>
+                <w:bCs/>
+              </w:rPr>
+              <w:t xml:space="preserve">Adjacent-node peers</w:t>
+            </w:r>
+          </w:p>
+        </w:tc>
+        <w:tc>
+          <w:tcPr>
+            <w:tcW w:type="dxa" w:w="5800"/>
+          </w:tcPr>
+          <w:p>
+            <w:r>
+              <w:t xml:space="preserve">Meril Life Sciences, Nipro (Japan), Fresenius, Sahajanand Medical</w:t>
+            </w:r>
+          </w:p>
+        </w:tc>
+      </w:tr>
+    </w:tbl>
+    <w:p>
+      <w:pPr>
+        <w:spacing w:after="120"/>
+      </w:pPr>
+      <w:r>
+        <w:rPr>
+          <w:color w:val="666666"/>
+          <w:sz w:val="18"/>
+          <w:szCs w:val="18"/>
+        </w:rPr>
         <w:t xml:space="preserve">Import substitution + China+1 is a genuine multi-year demand driver; competitive intensity (global majors, Chinese dumping) and capex-heavy nature cap the moat. Anti-dumping action on dialyzers could shift the domestic supply balance in Poly Medicure's favour.</w:t>
+      </w:r>
+    </w:p>
+    <w:p>
+      <w:pPr>
+        <w:spacing w:after="120"/>
+      </w:pPr>
+      <w:r>
+        <w:rPr>
+          <w:b/>
+          <w:bCs/>
+          <w:sz w:val="20"/>
+          <w:szCs w:val="20"/>
+        </w:rPr>
+        <w:t xml:space="preserve">Quality metrics (ROCE · debt · FCF · margin · capex):</w:t>
+      </w:r>
+    </w:p>
+    <w:tbl>
+      <w:tblPr>
+        <w:tblW w:type="dxa" w:w="9000"/>
+        <w:tblBorders>
+          <w:top w:val="single" w:color="auto" w:sz="4"/>
+          <w:left w:val="single" w:color="auto" w:sz="4"/>
+          <w:bottom w:val="single" w:color="auto" w:sz="4"/>
+          <w:right w:val="single" w:color="auto" w:sz="4"/>
+          <w:insideH w:val="single" w:color="auto" w:sz="4"/>
+          <w:insideV w:val="single" w:color="auto" w:sz="4"/>
+        </w:tblBorders>
+      </w:tblPr>
+      <w:tblGrid>
+        <w:gridCol w:w="3200"/>
+        <w:gridCol w:w="5800"/>
+      </w:tblGrid>
+      <w:tr>
+        <w:tc>
+          <w:tcPr>
+            <w:tcW w:type="dxa" w:w="3200"/>
+            <w:shd w:fill="F2F2F2" w:val="clear"/>
+          </w:tcPr>
+          <w:p>
+            <w:r>
+              <w:rPr>
+                <w:b/>
+                <w:bCs/>
+              </w:rPr>
+              <w:t xml:space="preserve">Assessment</w:t>
+            </w:r>
+          </w:p>
+        </w:tc>
+        <w:tc>
+          <w:tcPr>
+            <w:tcW w:type="dxa" w:w="5800"/>
+          </w:tcPr>
+          <w:p>
+            <w:r>
+              <w:t xml:space="preserve">concern</w:t>
+            </w:r>
+          </w:p>
+        </w:tc>
+      </w:tr>
+      <w:tr>
+        <w:tc>
+          <w:tcPr>
+            <w:tcW w:type="dxa" w:w="3200"/>
+            <w:shd w:fill="F2F2F2" w:val="clear"/>
+          </w:tcPr>
+          <w:p>
+            <w:r>
+              <w:rPr>
+                <w:b/>
+                <w:bCs/>
+              </w:rPr>
+              <w:t xml:space="preserve">ROCE</w:t>
+            </w:r>
+          </w:p>
+        </w:tc>
+        <w:tc>
+          <w:tcPr>
+            <w:tcW w:type="dxa" w:w="5800"/>
+          </w:tcPr>
+          <w:p>
+            <w:r>
+              <w:t xml:space="preserve">12% (declining)</w:t>
+            </w:r>
+          </w:p>
+        </w:tc>
+      </w:tr>
+      <w:tr>
+        <w:tc>
+          <w:tcPr>
+            <w:tcW w:type="dxa" w:w="3200"/>
+            <w:shd w:fill="F2F2F2" w:val="clear"/>
+          </w:tcPr>
+          <w:p>
+            <w:r>
+              <w:rPr>
+                <w:b/>
+                <w:bCs/>
+              </w:rPr>
+              <w:t xml:space="preserve">Leverage</w:t>
+            </w:r>
+          </w:p>
+        </w:tc>
+        <w:tc>
+          <w:tcPr>
+            <w:tcW w:type="dxa" w:w="5800"/>
+          </w:tcPr>
+          <w:p>
+            <w:r>
+              <w:t xml:space="preserve">Net debt/EBITDA 0.8x</w:t>
+            </w:r>
+          </w:p>
+        </w:tc>
+      </w:tr>
+      <w:tr>
+        <w:tc>
+          <w:tcPr>
+            <w:tcW w:type="dxa" w:w="3200"/>
+            <w:shd w:fill="F2F2F2" w:val="clear"/>
+          </w:tcPr>
+          <w:p>
+            <w:r>
+              <w:rPr>
+                <w:b/>
+                <w:bCs/>
+              </w:rPr>
+              <w:t xml:space="preserve">FCF conversion</w:t>
+            </w:r>
+          </w:p>
+        </w:tc>
+        <w:tc>
+          <w:tcPr>
+            <w:tcW w:type="dxa" w:w="5800"/>
+          </w:tcPr>
+          <w:p>
+            <w:r>
+              <w:t xml:space="preserve">-72%</w:t>
+            </w:r>
+          </w:p>
+        </w:tc>
+      </w:tr>
+      <w:tr>
+        <w:tc>
+          <w:tcPr>
+            <w:tcW w:type="dxa" w:w="3200"/>
+            <w:shd w:fill="F2F2F2" w:val="clear"/>
+          </w:tcPr>
+          <w:p>
+            <w:r>
+              <w:rPr>
+                <w:b/>
+                <w:bCs/>
+              </w:rPr>
+              <w:t xml:space="preserve">Margin trend</w:t>
+            </w:r>
+          </w:p>
+        </w:tc>
+        <w:tc>
+          <w:tcPr>
+            <w:tcW w:type="dxa" w:w="5800"/>
+          </w:tcPr>
+          <w:p>
+            <w:r>
+              <w:t xml:space="preserve">stable</w:t>
+            </w:r>
+          </w:p>
+        </w:tc>
+      </w:tr>
+      <w:tr>
+        <w:tc>
+          <w:tcPr>
+            <w:tcW w:type="dxa" w:w="3200"/>
+            <w:shd w:fill="F2F2F2" w:val="clear"/>
+          </w:tcPr>
+          <w:p>
+            <w:r>
+              <w:rPr>
+                <w:b/>
+                <w:bCs/>
+              </w:rPr>
+              <w:t xml:space="preserve">Capex efficiency</w:t>
+            </w:r>
+          </w:p>
+        </w:tc>
+        <w:tc>
+          <w:tcPr>
+            <w:tcW w:type="dxa" w:w="5800"/>
+          </w:tcPr>
+          <w:p>
+            <w:r>
+              <w:t xml:space="preserve">neutral</w:t>
+            </w:r>
+          </w:p>
+        </w:tc>
+      </w:tr>
+    </w:tbl>
+    <w:p>
+      <w:pPr>
+        <w:spacing w:after="60" w:before="120"/>
+      </w:pPr>
+      <w:r>
+        <w:rPr>
+          <w:b/>
+          <w:bCs/>
+          <w:sz w:val="20"/>
+          <w:szCs w:val="20"/>
+        </w:rPr>
+        <w:t xml:space="preserve">Track record (Coffee Can persistence check): </w:t>
+      </w:r>
+      <w:r>
+        <w:rPr>
+          <w:sz w:val="20"/>
+          <w:szCs w:val="20"/>
+        </w:rPr>
+        <w:t xml:space="preserve">cleared revenue growth ≥10% AND ROCE ≥15% in 3 of the last 4 years (consistency_score 75)</w:t>
+      </w:r>
+    </w:p>
+    <w:p>
+      <w:pPr>
+        <w:spacing w:after="120"/>
+      </w:pPr>
+      <w:r>
+        <w:rPr>
+          <w:color w:val="666666"/>
+          <w:sz w:val="18"/>
+          <w:szCs w:val="18"/>
+        </w:rPr>
+        <w:t xml:space="preserve">Of the years with both metrics verifiable (FY20, FY24, FY25, FY26), FY20 (+12.6%/25%), FY24 (+23.3%/24%) and FY25 (+21.4%/18%) cleared; FY26 (+12.3%/12%) missed on ROCE after the large FY25 capacity capex. Revenue growth has been high-teens+ for a decade.</w:t>
       </w:r>
     </w:p>
     <w:p>
